--- a/data/raw/earbuds/detail_星耀_buds_lite.docx
+++ b/data/raw/earbuds/detail_星耀_buds_lite.docx
@@ -30,7 +30,7 @@
     </w:p>
     <w:p>
       <w:r>
-        <w:t>星耀 Buds Lite 是一款面向主流用户的蓝牙耳机，搭载 蓝牙5.2，配备 24小时，官方定位为中端产品。</w:t>
+        <w:t>星耀 Buds Lite 是一款面向主流用户的蓝牙耳机，支持 蓝牙5.2，配合充电盒总续航 24小时，降噪配置为 无，防护等级 IPX4。</w:t>
       </w:r>
     </w:p>
     <w:p>
@@ -80,7 +80,7 @@
           </w:tcPr>
           <w:p>
             <w:r>
-              <w:t>处理器</w:t>
+              <w:t>蓝牙版本</w:t>
             </w:r>
           </w:p>
         </w:tc>
@@ -102,7 +102,7 @@
           </w:tcPr>
           <w:p>
             <w:r>
-              <w:t>屏幕</w:t>
+              <w:t>总续航</w:t>
             </w:r>
           </w:p>
         </w:tc>
@@ -124,7 +124,7 @@
           </w:tcPr>
           <w:p>
             <w:r>
-              <w:t>电池/续航</w:t>
+              <w:t>降噪深度</w:t>
             </w:r>
           </w:p>
         </w:tc>
@@ -146,7 +146,7 @@
           </w:tcPr>
           <w:p>
             <w:r>
-              <w:t>特色参数</w:t>
+              <w:t>防护等级</w:t>
             </w:r>
           </w:p>
         </w:tc>
@@ -194,17 +194,17 @@
     </w:p>
     <w:p>
       <w:r>
-        <w:t>1. 蓝牙5.2 提供流畅的日常使用体验；</w:t>
+        <w:t>1. 蓝牙5.2 提供稳定的连接体验；</w:t>
       </w:r>
     </w:p>
     <w:p>
       <w:r>
-        <w:t>2. 24小时 在同价位中表现突出；</w:t>
+        <w:t>2. 总续航 24小时，满足日常通勤与出差；</w:t>
       </w:r>
     </w:p>
     <w:p>
       <w:r>
-        <w:t>3. 无 的续航/充电配置满足日常需求。</w:t>
+        <w:t>3. 无，IPX4 防护等级适应日常运动场景。</w:t>
       </w:r>
     </w:p>
     <w:p>
